--- a/005 - projetos/001 - LED resistor/001 - Manual de instrucoes com passo a passo da prototipagem do projeto.docx
+++ b/005 - projetos/001 - LED resistor/001 - Manual de instrucoes com passo a passo da prototipagem do projeto.docx
@@ -666,6 +666,9 @@
     </w:p>
     <w:p>
       <w:r>
+        <w:rPr>
+          <w:noProof/>
+        </w:rPr>
         <w:drawing>
           <wp:inline distT="0" distB="0" distL="0" distR="0" wp14:anchorId="571E2F07" wp14:editId="07F48F68">
             <wp:extent cx="2233457" cy="3255264"/>
@@ -706,6 +709,9 @@
     <w:p/>
     <w:p>
       <w:r>
+        <w:rPr>
+          <w:noProof/>
+        </w:rPr>
         <w:lastRenderedPageBreak/>
         <w:drawing>
           <wp:inline distT="0" distB="0" distL="0" distR="0" wp14:anchorId="1F8B2E01" wp14:editId="7C533CB7">
@@ -922,6 +928,9 @@
     </w:p>
     <w:p>
       <w:r>
+        <w:rPr>
+          <w:noProof/>
+        </w:rPr>
         <w:drawing>
           <wp:inline distT="0" distB="0" distL="0" distR="0" wp14:anchorId="31447F67" wp14:editId="0DF95972">
             <wp:extent cx="5179161" cy="2345361"/>
@@ -962,6 +971,9 @@
     <w:p/>
     <w:p>
       <w:r>
+        <w:rPr>
+          <w:noProof/>
+        </w:rPr>
         <w:lastRenderedPageBreak/>
         <w:drawing>
           <wp:inline distT="0" distB="0" distL="0" distR="0" wp14:anchorId="7ACCE18F" wp14:editId="22D4CC0C">
@@ -1003,6 +1015,9 @@
     <w:p/>
     <w:p>
       <w:r>
+        <w:rPr>
+          <w:noProof/>
+        </w:rPr>
         <w:drawing>
           <wp:inline distT="0" distB="0" distL="0" distR="0" wp14:anchorId="57B1604D" wp14:editId="0FCE95D4">
             <wp:extent cx="5400040" cy="2921635"/>
@@ -1055,6 +1070,9 @@
     </w:p>
     <w:p>
       <w:r>
+        <w:rPr>
+          <w:noProof/>
+        </w:rPr>
         <w:drawing>
           <wp:inline distT="0" distB="0" distL="0" distR="0" wp14:anchorId="69FA658F" wp14:editId="447B89FF">
             <wp:extent cx="5400040" cy="3056255"/>
@@ -1094,6 +1112,9 @@
     </w:p>
     <w:p>
       <w:r>
+        <w:rPr>
+          <w:noProof/>
+        </w:rPr>
         <w:drawing>
           <wp:inline distT="0" distB="0" distL="0" distR="0" wp14:anchorId="1C6AA710" wp14:editId="797E9E39">
             <wp:extent cx="5400040" cy="2493645"/>
@@ -1132,22 +1153,224 @@
       </w:r>
     </w:p>
     <w:p/>
-    <w:p/>
-    <w:p/>
-    <w:p/>
-    <w:p/>
-    <w:p/>
-    <w:p/>
-    <w:p/>
-    <w:p/>
+    <w:p>
+      <w:r>
+        <w:t>15 – Posso tambem selecionar o valor que desejo colocar em cada um dos itens, basta clicar 2 vezes em um componente e mudar as informacoes para atribuir um valor.</w:t>
+      </w:r>
+    </w:p>
     <w:p>
       <w:r>
         <w:lastRenderedPageBreak/>
+        <w:drawing>
+          <wp:inline distT="0" distB="0" distL="0" distR="0" wp14:anchorId="38B46CE2" wp14:editId="5FC88D05">
+            <wp:extent cx="5400040" cy="3695700"/>
+            <wp:effectExtent l="0" t="0" r="0" b="0"/>
+            <wp:docPr id="642711795" name="Picture 1"/>
+            <wp:cNvGraphicFramePr>
+              <a:graphicFrameLocks xmlns:a="http://schemas.openxmlformats.org/drawingml/2006/main" noChangeAspect="1"/>
+            </wp:cNvGraphicFramePr>
+            <a:graphic xmlns:a="http://schemas.openxmlformats.org/drawingml/2006/main">
+              <a:graphicData uri="http://schemas.openxmlformats.org/drawingml/2006/picture">
+                <pic:pic xmlns:pic="http://schemas.openxmlformats.org/drawingml/2006/picture">
+                  <pic:nvPicPr>
+                    <pic:cNvPr id="642711795" name=""/>
+                    <pic:cNvPicPr/>
+                  </pic:nvPicPr>
+                  <pic:blipFill>
+                    <a:blip r:embed="rId26"/>
+                    <a:stretch>
+                      <a:fillRect/>
+                    </a:stretch>
+                  </pic:blipFill>
+                  <pic:spPr>
+                    <a:xfrm>
+                      <a:off x="0" y="0"/>
+                      <a:ext cx="5400040" cy="3695700"/>
+                    </a:xfrm>
+                    <a:prstGeom prst="rect">
+                      <a:avLst/>
+                    </a:prstGeom>
+                  </pic:spPr>
+                </pic:pic>
+              </a:graphicData>
+            </a:graphic>
+          </wp:inline>
+        </w:drawing>
+      </w:r>
+    </w:p>
+    <w:p/>
+    <w:p>
+      <w:r>
+        <w:drawing>
+          <wp:inline distT="0" distB="0" distL="0" distR="0" wp14:anchorId="47B7BB04" wp14:editId="225A0528">
+            <wp:extent cx="5400040" cy="3665220"/>
+            <wp:effectExtent l="0" t="0" r="0" b="0"/>
+            <wp:docPr id="87784486" name="Picture 1"/>
+            <wp:cNvGraphicFramePr>
+              <a:graphicFrameLocks xmlns:a="http://schemas.openxmlformats.org/drawingml/2006/main" noChangeAspect="1"/>
+            </wp:cNvGraphicFramePr>
+            <a:graphic xmlns:a="http://schemas.openxmlformats.org/drawingml/2006/main">
+              <a:graphicData uri="http://schemas.openxmlformats.org/drawingml/2006/picture">
+                <pic:pic xmlns:pic="http://schemas.openxmlformats.org/drawingml/2006/picture">
+                  <pic:nvPicPr>
+                    <pic:cNvPr id="87784486" name=""/>
+                    <pic:cNvPicPr/>
+                  </pic:nvPicPr>
+                  <pic:blipFill>
+                    <a:blip r:embed="rId27"/>
+                    <a:stretch>
+                      <a:fillRect/>
+                    </a:stretch>
+                  </pic:blipFill>
+                  <pic:spPr>
+                    <a:xfrm>
+                      <a:off x="0" y="0"/>
+                      <a:ext cx="5400040" cy="3665220"/>
+                    </a:xfrm>
+                    <a:prstGeom prst="rect">
+                      <a:avLst/>
+                    </a:prstGeom>
+                  </pic:spPr>
+                </pic:pic>
+              </a:graphicData>
+            </a:graphic>
+          </wp:inline>
+        </w:drawing>
+      </w:r>
+    </w:p>
+    <w:p/>
+    <w:p>
+      <w:r>
+        <w:lastRenderedPageBreak/>
+        <w:drawing>
+          <wp:inline distT="0" distB="0" distL="0" distR="0" wp14:anchorId="4E43B13F" wp14:editId="1409CB75">
+            <wp:extent cx="5400040" cy="3738880"/>
+            <wp:effectExtent l="0" t="0" r="0" b="0"/>
+            <wp:docPr id="1273147894" name="Picture 1"/>
+            <wp:cNvGraphicFramePr>
+              <a:graphicFrameLocks xmlns:a="http://schemas.openxmlformats.org/drawingml/2006/main" noChangeAspect="1"/>
+            </wp:cNvGraphicFramePr>
+            <a:graphic xmlns:a="http://schemas.openxmlformats.org/drawingml/2006/main">
+              <a:graphicData uri="http://schemas.openxmlformats.org/drawingml/2006/picture">
+                <pic:pic xmlns:pic="http://schemas.openxmlformats.org/drawingml/2006/picture">
+                  <pic:nvPicPr>
+                    <pic:cNvPr id="1273147894" name=""/>
+                    <pic:cNvPicPr/>
+                  </pic:nvPicPr>
+                  <pic:blipFill>
+                    <a:blip r:embed="rId28"/>
+                    <a:stretch>
+                      <a:fillRect/>
+                    </a:stretch>
+                  </pic:blipFill>
+                  <pic:spPr>
+                    <a:xfrm>
+                      <a:off x="0" y="0"/>
+                      <a:ext cx="5400040" cy="3738880"/>
+                    </a:xfrm>
+                    <a:prstGeom prst="rect">
+                      <a:avLst/>
+                    </a:prstGeom>
+                  </pic:spPr>
+                </pic:pic>
+              </a:graphicData>
+            </a:graphic>
+          </wp:inline>
+        </w:drawing>
+      </w:r>
+    </w:p>
+    <w:p/>
+    <w:p>
+      <w:r>
+        <w:drawing>
+          <wp:inline distT="0" distB="0" distL="0" distR="0" wp14:anchorId="508F3CD4" wp14:editId="0EA68498">
+            <wp:extent cx="5400040" cy="3611245"/>
+            <wp:effectExtent l="0" t="0" r="0" b="8255"/>
+            <wp:docPr id="1086234016" name="Picture 1"/>
+            <wp:cNvGraphicFramePr>
+              <a:graphicFrameLocks xmlns:a="http://schemas.openxmlformats.org/drawingml/2006/main" noChangeAspect="1"/>
+            </wp:cNvGraphicFramePr>
+            <a:graphic xmlns:a="http://schemas.openxmlformats.org/drawingml/2006/main">
+              <a:graphicData uri="http://schemas.openxmlformats.org/drawingml/2006/picture">
+                <pic:pic xmlns:pic="http://schemas.openxmlformats.org/drawingml/2006/picture">
+                  <pic:nvPicPr>
+                    <pic:cNvPr id="1086234016" name=""/>
+                    <pic:cNvPicPr/>
+                  </pic:nvPicPr>
+                  <pic:blipFill>
+                    <a:blip r:embed="rId29"/>
+                    <a:stretch>
+                      <a:fillRect/>
+                    </a:stretch>
+                  </pic:blipFill>
+                  <pic:spPr>
+                    <a:xfrm>
+                      <a:off x="0" y="0"/>
+                      <a:ext cx="5400040" cy="3611245"/>
+                    </a:xfrm>
+                    <a:prstGeom prst="rect">
+                      <a:avLst/>
+                    </a:prstGeom>
+                  </pic:spPr>
+                </pic:pic>
+              </a:graphicData>
+            </a:graphic>
+          </wp:inline>
+        </w:drawing>
+      </w:r>
+    </w:p>
+    <w:p/>
+    <w:p>
+      <w:r>
+        <w:lastRenderedPageBreak/>
+        <w:drawing>
+          <wp:inline distT="0" distB="0" distL="0" distR="0" wp14:anchorId="4F125C88" wp14:editId="1E4619F4">
+            <wp:extent cx="5400040" cy="3463290"/>
+            <wp:effectExtent l="0" t="0" r="0" b="3810"/>
+            <wp:docPr id="285075433" name="Picture 1"/>
+            <wp:cNvGraphicFramePr>
+              <a:graphicFrameLocks xmlns:a="http://schemas.openxmlformats.org/drawingml/2006/main" noChangeAspect="1"/>
+            </wp:cNvGraphicFramePr>
+            <a:graphic xmlns:a="http://schemas.openxmlformats.org/drawingml/2006/main">
+              <a:graphicData uri="http://schemas.openxmlformats.org/drawingml/2006/picture">
+                <pic:pic xmlns:pic="http://schemas.openxmlformats.org/drawingml/2006/picture">
+                  <pic:nvPicPr>
+                    <pic:cNvPr id="285075433" name=""/>
+                    <pic:cNvPicPr/>
+                  </pic:nvPicPr>
+                  <pic:blipFill>
+                    <a:blip r:embed="rId30"/>
+                    <a:stretch>
+                      <a:fillRect/>
+                    </a:stretch>
+                  </pic:blipFill>
+                  <pic:spPr>
+                    <a:xfrm>
+                      <a:off x="0" y="0"/>
+                      <a:ext cx="5400040" cy="3463290"/>
+                    </a:xfrm>
+                    <a:prstGeom prst="rect">
+                      <a:avLst/>
+                    </a:prstGeom>
+                  </pic:spPr>
+                </pic:pic>
+              </a:graphicData>
+            </a:graphic>
+          </wp:inline>
+        </w:drawing>
+      </w:r>
+    </w:p>
+    <w:p/>
+    <w:p>
+      <w:r>
         <w:t>15 – Depois disso defina que sera atualizado a A PCI a partir do esquema feito na opcao ferramentas no menu</w:t>
       </w:r>
     </w:p>
     <w:p>
       <w:r>
+        <w:rPr>
+          <w:noProof/>
+        </w:rPr>
         <w:drawing>
           <wp:inline distT="0" distB="0" distL="0" distR="0" wp14:anchorId="1DAFB1A3" wp14:editId="4CB02856">
             <wp:extent cx="5400040" cy="2146935"/>
@@ -1164,7 +1387,7 @@
                     <pic:cNvPicPr/>
                   </pic:nvPicPr>
                   <pic:blipFill>
-                    <a:blip r:embed="rId26"/>
+                    <a:blip r:embed="rId31"/>
                     <a:stretch>
                       <a:fillRect/>
                     </a:stretch>
@@ -1188,6 +1411,10 @@
     <w:p/>
     <w:p>
       <w:r>
+        <w:rPr>
+          <w:noProof/>
+        </w:rPr>
+        <w:lastRenderedPageBreak/>
         <w:drawing>
           <wp:inline distT="0" distB="0" distL="0" distR="0" wp14:anchorId="7388AF7C" wp14:editId="26B12014">
             <wp:extent cx="4828032" cy="4343185"/>
@@ -1204,7 +1431,7 @@
                     <pic:cNvPicPr/>
                   </pic:nvPicPr>
                   <pic:blipFill>
-                    <a:blip r:embed="rId27"/>
+                    <a:blip r:embed="rId32"/>
                     <a:stretch>
                       <a:fillRect/>
                     </a:stretch>
@@ -1228,6 +1455,9 @@
     <w:p/>
     <w:p>
       <w:r>
+        <w:rPr>
+          <w:noProof/>
+        </w:rPr>
         <w:lastRenderedPageBreak/>
         <w:drawing>
           <wp:inline distT="0" distB="0" distL="0" distR="0" wp14:anchorId="0FAEC42E" wp14:editId="1C77C3DD">
@@ -1245,7 +1475,7 @@
                     <pic:cNvPicPr/>
                   </pic:nvPicPr>
                   <pic:blipFill>
-                    <a:blip r:embed="rId28"/>
+                    <a:blip r:embed="rId33"/>
                     <a:stretch>
                       <a:fillRect/>
                     </a:stretch>
@@ -1277,6 +1507,9 @@
         <w:t xml:space="preserve">       </w:t>
       </w:r>
       <w:r>
+        <w:rPr>
+          <w:noProof/>
+        </w:rPr>
         <w:drawing>
           <wp:inline distT="0" distB="0" distL="0" distR="0" wp14:anchorId="3AF5E38A" wp14:editId="0626F443">
             <wp:extent cx="647790" cy="1648055"/>
@@ -1293,7 +1526,7 @@
                     <pic:cNvPicPr/>
                   </pic:nvPicPr>
                   <pic:blipFill>
-                    <a:blip r:embed="rId29"/>
+                    <a:blip r:embed="rId34"/>
                     <a:stretch>
                       <a:fillRect/>
                     </a:stretch>
@@ -1317,6 +1550,9 @@
         <w:t xml:space="preserve">                                            </w:t>
       </w:r>
       <w:r>
+        <w:rPr>
+          <w:noProof/>
+        </w:rPr>
         <w:drawing>
           <wp:inline distT="0" distB="0" distL="0" distR="0" wp14:anchorId="379EB72E" wp14:editId="5EE6423D">
             <wp:extent cx="2181529" cy="1562318"/>
@@ -1333,7 +1569,7 @@
                     <pic:cNvPicPr/>
                   </pic:nvPicPr>
                   <pic:blipFill>
-                    <a:blip r:embed="rId30"/>
+                    <a:blip r:embed="rId35"/>
                     <a:stretch>
                       <a:fillRect/>
                     </a:stretch>
@@ -1357,6 +1593,9 @@
     <w:p/>
     <w:p>
       <w:r>
+        <w:rPr>
+          <w:noProof/>
+        </w:rPr>
         <w:lastRenderedPageBreak/>
         <w:drawing>
           <wp:inline distT="0" distB="0" distL="0" distR="0" wp14:anchorId="07C186BA" wp14:editId="265A5547">
@@ -1374,7 +1613,7 @@
                     <pic:cNvPicPr/>
                   </pic:nvPicPr>
                   <pic:blipFill>
-                    <a:blip r:embed="rId31"/>
+                    <a:blip r:embed="rId36"/>
                     <a:stretch>
                       <a:fillRect/>
                     </a:stretch>
@@ -1402,6 +1641,9 @@
     </w:p>
     <w:p>
       <w:r>
+        <w:rPr>
+          <w:noProof/>
+        </w:rPr>
         <w:drawing>
           <wp:inline distT="0" distB="0" distL="0" distR="0" wp14:anchorId="0C3C8000" wp14:editId="0807331B">
             <wp:extent cx="2772162" cy="3820058"/>
@@ -1418,7 +1660,7 @@
                     <pic:cNvPicPr/>
                   </pic:nvPicPr>
                   <pic:blipFill>
-                    <a:blip r:embed="rId32"/>
+                    <a:blip r:embed="rId37"/>
                     <a:stretch>
                       <a:fillRect/>
                     </a:stretch>
@@ -1442,6 +1684,9 @@
     <w:p/>
     <w:p>
       <w:r>
+        <w:rPr>
+          <w:noProof/>
+        </w:rPr>
         <w:lastRenderedPageBreak/>
         <w:drawing>
           <wp:inline distT="0" distB="0" distL="0" distR="0" wp14:anchorId="7FE378D7" wp14:editId="549FDB65">
@@ -1459,7 +1704,7 @@
                     <pic:cNvPicPr/>
                   </pic:nvPicPr>
                   <pic:blipFill>
-                    <a:blip r:embed="rId33"/>
+                    <a:blip r:embed="rId38"/>
                     <a:stretch>
                       <a:fillRect/>
                     </a:stretch>
@@ -1489,6 +1734,9 @@
     <w:p/>
     <w:p>
       <w:r>
+        <w:rPr>
+          <w:noProof/>
+        </w:rPr>
         <w:drawing>
           <wp:inline distT="0" distB="0" distL="0" distR="0" wp14:anchorId="14D85F6F" wp14:editId="4BD1E949">
             <wp:extent cx="3629532" cy="1676634"/>
@@ -1505,7 +1753,7 @@
                     <pic:cNvPicPr/>
                   </pic:nvPicPr>
                   <pic:blipFill>
-                    <a:blip r:embed="rId34"/>
+                    <a:blip r:embed="rId39"/>
                     <a:stretch>
                       <a:fillRect/>
                     </a:stretch>
@@ -1529,6 +1777,9 @@
     <w:p/>
     <w:p>
       <w:r>
+        <w:rPr>
+          <w:noProof/>
+        </w:rPr>
         <w:drawing>
           <wp:inline distT="0" distB="0" distL="0" distR="0" wp14:anchorId="36C48034" wp14:editId="38640DBC">
             <wp:extent cx="5400040" cy="1647825"/>
@@ -1545,7 +1796,7 @@
                     <pic:cNvPicPr/>
                   </pic:nvPicPr>
                   <pic:blipFill>
-                    <a:blip r:embed="rId35"/>
+                    <a:blip r:embed="rId40"/>
                     <a:stretch>
                       <a:fillRect/>
                     </a:stretch>
